--- a/swh/docx/015.content.docx
+++ b/swh/docx/015.content.docx
@@ -218,36 +218,24 @@
         </w:rPr>
         <w:t xml:space="preserve"> ni jina ambalo watu katika </w:t>
       </w:r>
-      <w:hyperlink r:id="rId13">
-        <w:r>
-          <w:rPr>
-            <w:lang w:val="sw_KE" w:bidi="sw_KE"/>
-          </w:rPr>
-          <w:rPr>
-            <w:color w:val="0000EE"/>
-            <w:u w:val="single"/>
-          </w:rPr>
-          <w:t>Israeli</w:t>
-        </w:r>
-      </w:hyperlink>
+      <w:r>
+        <w:rPr>
+          <w:lang w:val="sw_KE" w:bidi="sw_KE"/>
+        </w:rPr>
+        <w:t>Israeli</w:t>
+      </w:r>
       <w:r>
         <w:rPr>
           <w:lang w:val="sw_KE" w:bidi="sw_KE"/>
         </w:rPr>
         <w:t xml:space="preserve"> walimpa </w:t>
       </w:r>
-      <w:hyperlink r:id="rId14">
-        <w:r>
-          <w:rPr>
-            <w:lang w:val="sw_KE" w:bidi="sw_KE"/>
-          </w:rPr>
-          <w:rPr>
-            <w:color w:val="0000EE"/>
-            <w:u w:val="single"/>
-          </w:rPr>
-          <w:t>mwalimu</w:t>
-        </w:r>
-      </w:hyperlink>
+      <w:r>
+        <w:rPr>
+          <w:lang w:val="sw_KE" w:bidi="sw_KE"/>
+        </w:rPr>
+        <w:t>mwalimu</w:t>
+      </w:r>
       <w:r>
         <w:rPr>
           <w:lang w:val="sw_KE" w:bidi="sw_KE"/>
@@ -331,18 +319,12 @@
         </w:rPr>
         <w:t xml:space="preserve">Mungu aliwaumba watu na mwili, na tunaweza kugusa na kuona mwili wa kila mmoja. Lakini Mungu pia aliwaumba watu wenye mawazo na hisia na tamaa. Hatuwezi kuona sehemu hii ya mtu, lakini tunajua iko hapo. Sehemu hii isiyoonekana ya mtu iko katika Biblia kwa kawaida katika hali ya kawaida </w:t>
       </w:r>
-      <w:hyperlink r:id="rId15">
-        <w:r>
-          <w:rPr>
-            <w:lang w:val="sw_KE" w:bidi="sw_KE"/>
-          </w:rPr>
-          <w:rPr>
-            <w:color w:val="0000EE"/>
-            <w:u w:val="single"/>
-          </w:rPr>
-          <w:t>lakini</w:t>
-        </w:r>
-      </w:hyperlink>
+      <w:r>
+        <w:rPr>
+          <w:lang w:val="sw_KE" w:bidi="sw_KE"/>
+        </w:rPr>
+        <w:t>lakini</w:t>
+      </w:r>
       <w:r>
         <w:rPr>
           <w:lang w:val="sw_KE" w:bidi="sw_KE"/>
@@ -391,7 +373,6 @@
       </w:r>
       <w:r>
         <w:rPr>
-          <w:b/>
           <w:lang w:val="sw_KE" w:bidi="sw_KE"/>
         </w:rPr>
         <w:t>tunaomba</w:t>
@@ -404,7 +385,6 @@
       </w:r>
       <w:r>
         <w:rPr>
-          <w:b/>
           <w:lang w:val="sw_KE" w:bidi="sw_KE"/>
         </w:rPr>
         <w:t>anayemwamini</w:t>
@@ -553,18 +533,13 @@
         </w:rPr>
         <w:t xml:space="preserve">, wakati mwingine tu </w:t>
       </w:r>
-      <w:hyperlink r:id="rId16">
-        <w:r>
-          <w:rPr>
-            <w:lang w:val="sw_KE" w:bidi="sw_KE"/>
-          </w:rPr>
-          <w:rPr>
-            <w:color w:val="0000EE"/>
-            <w:u w:val="single"/>
-          </w:rPr>
-          <w:t>Roho</w:t>
-        </w:r>
-      </w:hyperlink>
+      <w:r>
+        <w:rPr>
+          <w:b/>
+          <w:lang w:val="sw_KE" w:bidi="sw_KE"/>
+        </w:rPr>
+        <w:t>Roho</w:t>
+      </w:r>
       <w:r>
         <w:rPr>
           <w:lang w:val="sw_KE" w:bidi="sw_KE"/>
@@ -585,18 +560,12 @@
         </w:rPr>
         <w:t xml:space="preserve">Roho wa Mungu ni nguvu ambayo inakuja kutoka kwa Mungu. Nguvu hii inajenga, inatoa uhai, hufanya </w:t>
       </w:r>
-      <w:hyperlink r:id="rId17">
-        <w:r>
-          <w:rPr>
-            <w:lang w:val="sw_KE" w:bidi="sw_KE"/>
-          </w:rPr>
-          <w:rPr>
-            <w:color w:val="0000EE"/>
-            <w:u w:val="single"/>
-          </w:rPr>
-          <w:t>miujiza</w:t>
-        </w:r>
-      </w:hyperlink>
+      <w:r>
+        <w:rPr>
+          <w:lang w:val="sw_KE" w:bidi="sw_KE"/>
+        </w:rPr>
+        <w:t>miujiza</w:t>
+      </w:r>
       <w:r>
         <w:rPr>
           <w:lang w:val="sw_KE" w:bidi="sw_KE"/>
@@ -617,18 +586,13 @@
         </w:rPr>
         <w:t xml:space="preserve">Wakati roho ya Mungu inakuja juu ya mtu, mtu huyo anapata nguvu maalum au uwezo. Hii inaweza kumaanisha nguvu za kimwili, </w:t>
       </w:r>
-      <w:hyperlink r:id="rId18">
-        <w:r>
-          <w:rPr>
-            <w:lang w:val="sw_KE" w:bidi="sw_KE"/>
-          </w:rPr>
-          <w:rPr>
-            <w:color w:val="0000EE"/>
-            <w:u w:val="single"/>
-          </w:rPr>
-          <w:t>hekima</w:t>
-        </w:r>
-      </w:hyperlink>
+      <w:r>
+        <w:rPr>
+          <w:b/>
+          <w:lang w:val="sw_KE" w:bidi="sw_KE"/>
+        </w:rPr>
+        <w:t>hekima</w:t>
+      </w:r>
       <w:r>
         <w:rPr>
           <w:lang w:val="sw_KE" w:bidi="sw_KE"/>
@@ -637,7 +601,6 @@
       </w:r>
       <w:r>
         <w:rPr>
-          <w:b/>
           <w:lang w:val="sw_KE" w:bidi="sw_KE"/>
         </w:rPr>
         <w:t>manabii</w:t>
@@ -662,36 +625,24 @@
         </w:rPr>
         <w:t xml:space="preserve">Roho Mtakatifu hufanya iwezekanavyo kwa watu kuwa wafuasi wa Yesu. Wakati watu wanaanza kumfuata Yesu, Roho Mtakatifu anafanya kazi katika mioyo yao ili kuwasaidia kutenda zaidi na zaidi kama Yesu, kuwafanya watakatifu zaidi na </w:t>
       </w:r>
-      <w:hyperlink r:id="rId19">
-        <w:r>
-          <w:rPr>
-            <w:lang w:val="sw_KE" w:bidi="sw_KE"/>
-          </w:rPr>
-          <w:rPr>
-            <w:color w:val="0000EE"/>
-            <w:u w:val="single"/>
-          </w:rPr>
-          <w:t>zaidi</w:t>
-        </w:r>
-      </w:hyperlink>
+      <w:r>
+        <w:rPr>
+          <w:lang w:val="sw_KE" w:bidi="sw_KE"/>
+        </w:rPr>
+        <w:t>zaidi</w:t>
+      </w:r>
       <w:r>
         <w:rPr>
           <w:lang w:val="sw_KE" w:bidi="sw_KE"/>
         </w:rPr>
         <w:t xml:space="preserve">. Kazi hii ya Roho Mtakatifu inaitwa </w:t>
       </w:r>
-      <w:hyperlink r:id="rId20">
-        <w:r>
-          <w:rPr>
-            <w:lang w:val="sw_KE" w:bidi="sw_KE"/>
-          </w:rPr>
-          <w:rPr>
-            <w:color w:val="0000EE"/>
-            <w:u w:val="single"/>
-          </w:rPr>
-          <w:t>utakaso</w:t>
-        </w:r>
-      </w:hyperlink>
+      <w:r>
+        <w:rPr>
+          <w:lang w:val="sw_KE" w:bidi="sw_KE"/>
+        </w:rPr>
+        <w:t>utakaso</w:t>
+      </w:r>
       <w:r>
         <w:rPr>
           <w:lang w:val="sw_KE" w:bidi="sw_KE"/>
@@ -712,72 +663,48 @@
         </w:rPr>
         <w:t xml:space="preserve">Roho Mtakatifu si nguvu tu, lakini pia ni mtu mwenyewe. Tunajua hii kwa mfano kwa sababu Biblia inasema kwamba inawezekana kufanya Roho Mtakatifu huzuni. Roho Mtakatifu ni sehemu ya Utatu—Mungu ambaye ni mmoja, lakini lina watu watatu. Mungu baba, Mungu mwana Yesu, na Mungu Roho Mtakatifu ni watu watatu tofauti, lakini pamoja ni Mungu mmoja. Tunaweza kuona washiriki wote watatu wa Utatu pamoja katika </w:t>
       </w:r>
-      <w:hyperlink r:id="rId21">
-        <w:r>
-          <w:rPr>
-            <w:lang w:val="sw_KE" w:bidi="sw_KE"/>
-          </w:rPr>
-          <w:rPr>
-            <w:color w:val="0000EE"/>
-            <w:u w:val="single"/>
-          </w:rPr>
-          <w:t>ubatizo</w:t>
-        </w:r>
-      </w:hyperlink>
+      <w:r>
+        <w:rPr>
+          <w:lang w:val="sw_KE" w:bidi="sw_KE"/>
+        </w:rPr>
+        <w:t>ubatizo</w:t>
+      </w:r>
       <w:r>
         <w:rPr>
           <w:lang w:val="sw_KE" w:bidi="sw_KE"/>
         </w:rPr>
         <w:t xml:space="preserve"> wa Yesu, wakati Roho Mtakatifu anakuja chini juu ya Yesu na sauti ya Mungu inazungumza kutoka </w:t>
       </w:r>
-      <w:hyperlink r:id="rId22">
-        <w:r>
-          <w:rPr>
-            <w:lang w:val="sw_KE" w:bidi="sw_KE"/>
-          </w:rPr>
-          <w:rPr>
-            <w:color w:val="0000EE"/>
-            <w:u w:val="single"/>
-          </w:rPr>
-          <w:t>mbinguni</w:t>
-        </w:r>
-      </w:hyperlink>
+      <w:r>
+        <w:rPr>
+          <w:lang w:val="sw_KE" w:bidi="sw_KE"/>
+        </w:rPr>
+        <w:t>mbinguni</w:t>
+      </w:r>
       <w:r>
         <w:rPr>
           <w:lang w:val="sw_KE" w:bidi="sw_KE"/>
         </w:rPr>
         <w:t xml:space="preserve">. Biblia haitumii neno Utatu popote, lakini kanisa </w:t>
       </w:r>
-      <w:hyperlink r:id="rId23">
-        <w:r>
-          <w:rPr>
-            <w:lang w:val="sw_KE" w:bidi="sw_KE"/>
-          </w:rPr>
-          <w:rPr>
-            <w:color w:val="0000EE"/>
-            <w:u w:val="single"/>
-          </w:rPr>
-          <w:t>lilianza</w:t>
-        </w:r>
-      </w:hyperlink>
+      <w:r>
+        <w:rPr>
+          <w:lang w:val="sw_KE" w:bidi="sw_KE"/>
+        </w:rPr>
+        <w:t>lilianza</w:t>
+      </w:r>
       <w:r>
         <w:rPr>
           <w:lang w:val="sw_KE" w:bidi="sw_KE"/>
         </w:rPr>
         <w:t xml:space="preserve"> kutumia neno hili vizazi kadhaa baada ya Yesu amekwenda mbinguni </w:t>
       </w:r>
-      <w:hyperlink r:id="rId22">
-        <w:r>
-          <w:rPr>
-            <w:lang w:val="sw_KE" w:bidi="sw_KE"/>
-          </w:rPr>
-          <w:rPr>
-            <w:color w:val="0000EE"/>
-            <w:u w:val="single"/>
-          </w:rPr>
-          <w:t>kuelezea</w:t>
-        </w:r>
-      </w:hyperlink>
+      <w:r>
+        <w:rPr>
+          <w:lang w:val="sw_KE" w:bidi="sw_KE"/>
+        </w:rPr>
+        <w:t>kuelezea</w:t>
+      </w:r>
       <w:r>
         <w:rPr>
           <w:lang w:val="sw_KE" w:bidi="sw_KE"/>
